--- a/Templates/Залог/Конкурсное/Конкурсное ВКЛ в РТК Залог.docx
+++ b/Templates/Залог/Конкурсное/Конкурсное ВКЛ в РТК Залог.docx
@@ -2,6 +2,66 @@
 <file path=word/document.xml><?xml version="1.0" encoding="utf-8"?>
 <w:document xmlns:wpc="http://schemas.microsoft.com/office/word/2010/wordprocessingCanvas" xmlns:cx="http://schemas.microsoft.com/office/drawing/2014/chartex" xmlns:cx1="http://schemas.microsoft.com/office/drawing/2015/9/8/chartex" xmlns:cx2="http://schemas.microsoft.com/office/drawing/2015/10/21/chartex" xmlns:cx3="http://schemas.microsoft.com/office/drawing/2016/5/9/chartex" xmlns:cx4="http://schemas.microsoft.com/office/drawing/2016/5/10/chartex" xmlns:cx5="http://schemas.microsoft.com/office/drawing/2016/5/11/chartex" xmlns:cx6="http://schemas.microsoft.com/office/drawing/2016/5/12/chartex" xmlns:cx7="http://schemas.microsoft.com/office/drawing/2016/5/13/chartex" xmlns:cx8="http://schemas.microsoft.com/office/drawing/2016/5/14/chartex" xmlns:mc="http://schemas.openxmlformats.org/markup-compatibility/2006" xmlns:aink="http://schemas.microsoft.com/office/drawing/2016/ink" xmlns:am3d="http://schemas.microsoft.com/office/drawing/2017/model3d" xmlns:o="urn:schemas-microsoft-com:office:office" xmlns:r="http://schemas.openxmlformats.org/officeDocument/2006/relationships" xmlns:m="http://schemas.openxmlformats.org/officeDocument/2006/math" xmlns:v="urn:schemas-microsoft-com:vml" xmlns:wp14="http://schemas.microsoft.com/office/word/2010/wordprocessingDrawing" xmlns:wp="http://schemas.openxmlformats.org/drawingml/2006/wordprocessingDrawing" xmlns:w10="urn:schemas-microsoft-com:office:word" xmlns:w="http://schemas.openxmlformats.org/wordprocessingml/2006/main" xmlns:w14="http://schemas.microsoft.com/office/word/2010/wordml" xmlns:w15="http://schemas.microsoft.com/office/word/2012/wordml" xmlns:w16cex="http://schemas.microsoft.com/office/word/2018/wordml/cex" xmlns:w16cid="http://schemas.microsoft.com/office/word/2016/wordml/cid" xmlns:w16="http://schemas.microsoft.com/office/word/2018/wordml" xmlns:w16sdtdh="http://schemas.microsoft.com/office/word/2020/wordml/sdtdatahash" xmlns:w16se="http://schemas.microsoft.com/office/word/2015/wordml/symex" xmlns:wpg="http://schemas.microsoft.com/office/word/2010/wordprocessingGroup" xmlns:wpi="http://schemas.microsoft.com/office/word/2010/wordprocessingInk" xmlns:wne="http://schemas.microsoft.com/office/word/2006/wordml" xmlns:wps="http://schemas.microsoft.com/office/word/2010/wordprocessingShape" mc:Ignorable="w14 w15 w16se w16cid w16 w16cex w16sdtdh wp14">
   <w:body>
+    <w:p>
+      <w:pPr>
+        <w:spacing w:line="240" w:lineRule="auto"/>
+        <w:contextualSpacing/>
+        <w:jc w:val="center"/>
+        <w:rPr>
+          <w:rFonts w:ascii="Times New Roman" w:eastAsia="Times New Roman" w:hAnsi="Times New Roman" w:cs="Times New Roman"/>
+        </w:rPr>
+      </w:pPr>
+      <w:r>
+        <w:rPr>
+          <w:noProof/>
+        </w:rPr>
+        <w:drawing>
+          <wp:inline distT="0" distB="0" distL="0" distR="0" wp14:anchorId="3F56D65C" wp14:editId="016A5F18">
+            <wp:extent cx="638095" cy="628571"/>
+            <wp:effectExtent l="0" t="0" r="0" b="635"/>
+            <wp:docPr id="1" name="Рисунок 1"/>
+            <wp:cNvGraphicFramePr>
+              <a:graphicFrameLocks xmlns:a="http://schemas.openxmlformats.org/drawingml/2006/main" noChangeAspect="1"/>
+            </wp:cNvGraphicFramePr>
+            <a:graphic xmlns:a="http://schemas.openxmlformats.org/drawingml/2006/main">
+              <a:graphicData uri="http://schemas.openxmlformats.org/drawingml/2006/picture">
+                <pic:pic xmlns:pic="http://schemas.openxmlformats.org/drawingml/2006/picture">
+                  <pic:nvPicPr>
+                    <pic:cNvPr id="1" name=""/>
+                    <pic:cNvPicPr/>
+                  </pic:nvPicPr>
+                  <pic:blipFill>
+                    <a:blip r:embed="rId6"/>
+                    <a:stretch>
+                      <a:fillRect/>
+                    </a:stretch>
+                  </pic:blipFill>
+                  <pic:spPr>
+                    <a:xfrm>
+                      <a:off x="0" y="0"/>
+                      <a:ext cx="638095" cy="628571"/>
+                    </a:xfrm>
+                    <a:prstGeom prst="rect">
+                      <a:avLst/>
+                    </a:prstGeom>
+                  </pic:spPr>
+                </pic:pic>
+              </a:graphicData>
+            </a:graphic>
+          </wp:inline>
+        </w:drawing>
+      </w:r>
+    </w:p>
+    <w:p>
+      <w:pPr>
+        <w:spacing w:line="240" w:lineRule="auto"/>
+        <w:contextualSpacing/>
+        <w:jc w:val="center"/>
+        <w:rPr>
+          <w:rFonts w:ascii="Times New Roman" w:eastAsia="Times New Roman" w:hAnsi="Times New Roman" w:cs="Times New Roman"/>
+        </w:rPr>
+      </w:pPr>
+    </w:p>
     <w:p>
       <w:pPr>
         <w:spacing w:line="240" w:lineRule="auto"/>
@@ -643,6 +703,7 @@
         <w:rPr>
           <w:rFonts w:ascii="Times New Roman" w:eastAsia="Times New Roman" w:hAnsi="Times New Roman" w:cs="Times New Roman"/>
         </w:rPr>
+        <w:lastRenderedPageBreak/>
         <w:t>К отношениям по кредитному договору применяются правила по договору займа, если иное не предусмотрено правилами параграфа 2 главы 42 Гражданского кодекса Российской Федерации и не вытекает из существа кредитного договора. Заемщик обязан возвратить займодавцу полученную сумму займа в срок и в порядке, которые предусмотрены договором займа (пункт 1 статьи 810 Гражданского кодекса Российской Федерации).</w:t>
       </w:r>
     </w:p>
@@ -659,7 +720,6 @@
         <w:rPr>
           <w:rFonts w:ascii="Times New Roman" w:eastAsia="Times New Roman" w:hAnsi="Times New Roman" w:cs="Times New Roman"/>
         </w:rPr>
-        <w:lastRenderedPageBreak/>
         <w:t>Согласно пункту 1 статьи 809 Гражданского кодекса Российской Федерации если иное не предусмотрено законом или договором займа, займодавец имеет право на получение с заемщика процентов за пользование займом в размерах и в порядке, определенных договором. При отсутствии в договоре условия о размере процентов за пользование займом их размер определяется ключевой ставкой Банка России, действовавшей в соответствующие периоды.</w:t>
       </w:r>
     </w:p>
@@ -919,7 +979,14 @@
         <w:rPr>
           <w:rFonts w:ascii="Times New Roman" w:eastAsia="Times New Roman" w:hAnsi="Times New Roman" w:cs="Times New Roman"/>
         </w:rPr>
-        <w:t>Согласно общим положениям гражданского законодательства о залоге (статьи 334 и 337 Гражданского кодекса Российской Федерации) кредитор по обеспеченному залогом обязательству имеет право из всей стоимости заложенного имущества получить преимущественное удовлетворение требования в том объеме, какой оно имеет к моменту удовлетворения. Эти правила подлежат применению и к спорным правоотношениям (с учетом предусмотренных статьей 138 Закона о банкротстве особенностей, касающихся направления части выручки на цели, не связанные с погашением требования залогового кредитора).</w:t>
+        <w:t xml:space="preserve">Согласно общим положениям гражданского законодательства о залоге (статьи 334 и 337 Гражданского кодекса Российской Федерации) кредитор по обеспеченному залогом обязательству имеет право из всей стоимости заложенного имущества получить преимущественное </w:t>
+      </w:r>
+      <w:r>
+        <w:rPr>
+          <w:rFonts w:ascii="Times New Roman" w:eastAsia="Times New Roman" w:hAnsi="Times New Roman" w:cs="Times New Roman"/>
+        </w:rPr>
+        <w:lastRenderedPageBreak/>
+        <w:t>удовлетворение требования в том объеме, какой оно имеет к моменту удовлетворения. Эти правила подлежат применению и к спорным правоотношениям (с учетом предусмотренных статьей 138 Закона о банкротстве особенностей, касающихся направления части выручки на цели, не связанные с погашением требования залогового кредитора).</w:t>
       </w:r>
     </w:p>
     <w:p>
@@ -935,7 +1002,6 @@
         <w:rPr>
           <w:rFonts w:ascii="Times New Roman" w:eastAsia="Times New Roman" w:hAnsi="Times New Roman" w:cs="Times New Roman"/>
         </w:rPr>
-        <w:lastRenderedPageBreak/>
         <w:t>В материалах дела отсутствуют доказательства, подтверждающие отсутствие предмета залога у должника.</w:t>
       </w:r>
     </w:p>
@@ -952,21 +1018,7 @@
         <w:rPr>
           <w:rFonts w:ascii="Times New Roman" w:eastAsia="Times New Roman" w:hAnsi="Times New Roman" w:cs="Times New Roman"/>
         </w:rPr>
-        <w:t>Таким образом, оснований для отказа в признании требования кредитора в размере [0007</w:t>
-      </w:r>
-      <w:proofErr w:type="gramStart"/>
-      <w:r>
-        <w:rPr>
-          <w:rFonts w:ascii="Times New Roman" w:eastAsia="Times New Roman" w:hAnsi="Times New Roman" w:cs="Times New Roman"/>
-        </w:rPr>
-        <w:t>]  руб.</w:t>
-      </w:r>
-      <w:proofErr w:type="gramEnd"/>
-      <w:r>
-        <w:rPr>
-          <w:rFonts w:ascii="Times New Roman" w:eastAsia="Times New Roman" w:hAnsi="Times New Roman" w:cs="Times New Roman"/>
-        </w:rPr>
-        <w:t xml:space="preserve"> обеспеченным залогом имущества должника у суда не имеется и указанное требование подлежит включению в реестр требований кредиторов как обеспеченное залогом.</w:t>
+        <w:t>Таким образом, оснований для отказа в признании требования кредитора в размере [0007]  руб. обеспеченным залогом имущества должника у суда не имеется и указанное требование подлежит включению в реестр требований кредиторов как обеспеченное залогом.</w:t>
       </w:r>
     </w:p>
     <w:p>
@@ -1488,7 +1540,7 @@
     <w:lsdException w:name="Table Web 2" w:semiHidden="1" w:unhideWhenUsed="1"/>
     <w:lsdException w:name="Table Web 3" w:semiHidden="1" w:unhideWhenUsed="1"/>
     <w:lsdException w:name="Balloon Text" w:semiHidden="1" w:unhideWhenUsed="1"/>
-    <w:lsdException w:name="Table Grid" w:semiHidden="1" w:uiPriority="59" w:unhideWhenUsed="1"/>
+    <w:lsdException w:name="Table Grid" w:uiPriority="59"/>
     <w:lsdException w:name="Table Theme" w:semiHidden="1" w:unhideWhenUsed="1"/>
     <w:lsdException w:name="Placeholder Text" w:semiHidden="1"/>
     <w:lsdException w:name="No Spacing" w:uiPriority="1" w:qFormat="1"/>
